--- a/public/Dogovor-PV-Sistema-Polimetall-UK.docx
+++ b/public/Dogovor-PV-Sistema-Polimetall-UK.docx
@@ -16,7 +16,7 @@
           <w:sz w:val="28"/>
           <w:lang w:val="ru-RU"/>
         </w:rPr>
-        <w:t xml:space="preserve">СУБЛИЦЕНЗИОННЫЙ ДОГОВОР № </w:t>
+        <w:t xml:space="preserve">ЛИЦЕНЗИОННЫЙ ДОГОВОР № </w:t>
       </w:r>
       <w:r>
         <w:rPr>
@@ -41,7 +41,7 @@
           <w:sz w:val="22"/>
           <w:lang w:val="ru-RU"/>
         </w:rPr>
-        <w:t>о предоставлении права использования программы для ЭВМ на условиях сублицензии</w:t>
+        <w:t>о предоставлении права использования программы для ЭВМ</w:t>
       </w:r>
       <w:r>
         <w:rPr>
@@ -90,7 +90,7 @@
         <w:rPr>
           <w:lang w:val="ru-RU"/>
         </w:rPr>
-        <w:t>(Лицензия на осуществление образовательной деятельности № Л035-01198-02/03314706 от 02.10.2025 г., выданная Министерством просвещения Республики Башкортостан (срок действия — бессрочно), обладающая правом предоставления третьим лицам права использования программы для ЭВМ «ПВ-Система» на основании сублицензионного договора № ______ от «____» __________ 2026 г., заключённого с индивидуальным предпринимателем Ипатовой Лилией Салаватовной (ОГРНИП 326028000140852), которой право использования программы с правом дальнейшего сублицензирования предоставлено правообладателем программы — Ипатовым Сергеем Генадьевичем — по лицензионному договору (с правом сублицензирования) № ______ от «____» __________ 2026 г., именуемая в дальнейшем «</w:t>
+        <w:t>(Лицензия на осуществление образовательной деятельности № Л035-01198-02/03314706 от 02.10.2025 г., выданная Министерством просвещения Республики Башкортостан (срок действия — бессрочно), обладающая правом предоставления третьим лицам права использования программы для ЭВМ «ПВ-Система», именуемая в дальнейшем «</w:t>
       </w:r>
       <w:r>
         <w:rPr>
@@ -434,18 +434,7 @@
         <w:rPr>
           <w:lang w:val="ru-RU"/>
         </w:rPr>
-        <w:t>правообладатель: Ипатов Сергей Генадьевич</w:t>
-      </w:r>
-      <w:r>
-        <w:rPr>
-          <w:lang w:val="ru-RU"/>
-        </w:rPr>
-      </w:r>
-      <w:r>
-        <w:rPr>
-          <w:lang w:val="ru-RU"/>
-        </w:rPr>
-        <w:t>;</w:t>
+        <w:t>свидетельство о государственной регистрации программы для ЭВМ № 2026681414 от 14.07.2026, выданное Федеральной службой по интеллектуальной собственности.</w:t>
       </w:r>
     </w:p>
     <w:p>
@@ -460,13 +449,7 @@
         <w:rPr>
           <w:lang w:val="ru-RU"/>
         </w:rPr>
-        <w:t xml:space="preserve">- </w:t>
-      </w:r>
-      <w:r>
-        <w:rPr>
-          <w:lang w:val="ru-RU"/>
-        </w:rPr>
-        <w:t>свидетельство о государственной регистрации программы для ЭВМ № 2026681414 от 14.07.2026, выданное Федеральной службой по интеллектуальной собственности.</w:t>
+        <w:t>1.4. Право использования ПО предоставляется в отношении всех составляющих его элементов, включая интерфейс, алгоритмы, расчётные модули, справочники, базы данных и эксплуатационную документацию.</w:t>
       </w:r>
     </w:p>
     <w:p>
@@ -481,7 +464,31 @@
         <w:rPr>
           <w:lang w:val="ru-RU"/>
         </w:rPr>
-        <w:t>1.4. Право использования ПО предоставляется в отношении всех составляющих его элементов, включая интерфейс, алгоритмы, расчётные модули, справочники, базы данных и эксплуатационную документацию.</w:t>
+        <w:t xml:space="preserve">1.5. Количество рабочих мест (одновременных активаций), на которых допускается использование ПО, составляет </w:t>
+      </w:r>
+      <w:r>
+        <w:rPr>
+          <w:lang w:val="ru-RU"/>
+        </w:rPr>
+        <w:t>20</w:t>
+      </w:r>
+      <w:r>
+        <w:rPr>
+          <w:lang w:val="ru-RU"/>
+        </w:rPr>
+        <w:t xml:space="preserve"> (</w:t>
+      </w:r>
+      <w:r>
+        <w:rPr>
+          <w:lang w:val="ru-RU"/>
+        </w:rPr>
+        <w:t>двадцать</w:t>
+      </w:r>
+      <w:r>
+        <w:rPr>
+          <w:lang w:val="ru-RU"/>
+        </w:rPr>
+        <w:t>).</w:t>
       </w:r>
     </w:p>
     <w:p>
@@ -496,31 +503,7 @@
         <w:rPr>
           <w:lang w:val="ru-RU"/>
         </w:rPr>
-        <w:t xml:space="preserve">1.5. Количество рабочих мест (одновременных активаций), на которых допускается использование ПО, составляет </w:t>
-      </w:r>
-      <w:r>
-        <w:rPr>
-          <w:lang w:val="ru-RU"/>
-        </w:rPr>
-        <w:t>20</w:t>
-      </w:r>
-      <w:r>
-        <w:rPr>
-          <w:lang w:val="ru-RU"/>
-        </w:rPr>
-        <w:t xml:space="preserve"> (</w:t>
-      </w:r>
-      <w:r>
-        <w:rPr>
-          <w:lang w:val="ru-RU"/>
-        </w:rPr>
-        <w:t>двадцать</w:t>
-      </w:r>
-      <w:r>
-        <w:rPr>
-          <w:lang w:val="ru-RU"/>
-        </w:rPr>
-        <w:t>).</w:t>
+        <w:t>1.6. Территория использования ПО — Российская Федерация.</w:t>
       </w:r>
     </w:p>
     <w:p>
@@ -535,7 +518,7 @@
         <w:rPr>
           <w:lang w:val="ru-RU"/>
         </w:rPr>
-        <w:t>1.6. Территория использования ПО — Российская Федерация.</w:t>
+        <w:t>1.7. Заключение Договора не влечёт перехода к Лицензиату исключительного права на ПО (пункт 1 статьи 1233 Гражданского кодекса Российской Федерации).</w:t>
       </w:r>
     </w:p>
     <w:p>
@@ -550,22 +533,7 @@
         <w:rPr>
           <w:lang w:val="ru-RU"/>
         </w:rPr>
-        <w:t>1.7. Заключение Договора не влечёт перехода к Лицензиату исключительного права на ПО (пункт 1 статьи 1233 Гражданского кодекса Российской Федерации).</w:t>
-      </w:r>
-    </w:p>
-    <w:p>
-      <w:pPr>
-        <w:ind w:firstLine="425"/>
-        <w:jc w:val="both"/>
-        <w:rPr>
-          <w:lang w:val="ru-RU"/>
-        </w:rPr>
-      </w:pPr>
-      <w:r>
-        <w:rPr>
-          <w:lang w:val="ru-RU"/>
-        </w:rPr>
-        <w:t>1.8. Право Лицензиара на заключение Договора основано на договорах, указанных в преамбуле, и письменном согласии правообладателя на сублицензирование, копия которого является Приложением № 3 к Договору. Объём, срок и территория прав, предоставляемых по Договору, не превышают прав, предоставленных Лицензиару.</w:t>
+        <w:t>1.8. Лицензиар гарантирует, что обладает правом предоставления третьим лицам права использования ПО в объёме, на срок и на территории не меньших, чем предусмотрено Договором. Документы, подтверждающие права Лицензиара, предоставляются Лицензиату для ознакомления по его письменному запросу.</w:t>
       </w:r>
     </w:p>
     <w:p>
@@ -1898,7 +1866,7 @@
         <w:rPr>
           <w:lang w:val="ru-RU"/>
         </w:rPr>
-        <w:t>7.1.1. При досрочном прекращении договоров, указанных в преамбуле, Лицензиар обязан незамедлительно письменно уведомить Лицензиата и обеспечить сохранение права использования ПО Лицензиатом до окончания срока, установленного пунктом 3.2 Договора, а при невозможности — возвратить Лицензиату часть вознаграждения пропорционально неистекшему сроку.</w:t>
+        <w:t>7.1.1. При досрочном прекращении прав Лицензиара на предоставление права использования ПО Лицензиар обязан незамедлительно письменно уведомить Лицензиата и обеспечить сохранение права использования ПО Лицензиатом до окончания срока, установленного пунктом 3.2 Договора, а при невозможности — возвратить Лицензиату часть вознаграждения пропорционально неистекшему сроку.</w:t>
       </w:r>
     </w:p>
     <w:p>
@@ -2677,22 +2645,7 @@
         <w:rPr>
           <w:lang w:val="ru-RU"/>
         </w:rPr>
-        <w:t>Приложение № 2 — Форма акта приёма-передачи неисключительных прав и перечень ключей активации;</w:t>
-      </w:r>
-    </w:p>
-    <w:p>
-      <w:pPr>
-        <w:ind w:firstLine="426"/>
-        <w:jc w:val="both"/>
-        <w:rPr>
-          <w:lang w:val="ru-RU"/>
-        </w:rPr>
-      </w:pPr>
-      <w:r>
-        <w:rPr>
-          <w:lang w:val="ru-RU"/>
-        </w:rPr>
-        <w:t>Приложение № 3 — Копия согласия правообладателя на сублицензирование.</w:t>
+        <w:t>Приложение № 2 — Форма акта приёма-передачи неисключительных прав и перечень ключей активации.</w:t>
       </w:r>
     </w:p>
     <w:p>
